--- a/client/public/templates/docx/raport-zvilnennya.docx
+++ b/client/public/templates/docx/raport-zvilnennya.docx
@@ -164,6 +164,45 @@
     </w:p>
     <w:p>
       <w:pPr>
+        <w:jc w:val="right"/>
+        <w:spacing w:after="0" w:before="0"/>
+      </w:pPr>
+      <w:r>
+        <w:rPr>
+          <w:sz w:val="24"/>
+          <w:szCs w:val="24"/>
+        </w:rPr>
+        <w:t xml:space="preserve">{ПОСАДА}</w:t>
+      </w:r>
+    </w:p>
+    <w:p>
+      <w:pPr>
+        <w:jc w:val="right"/>
+        <w:spacing w:after="0" w:before="0"/>
+      </w:pPr>
+      <w:r>
+        <w:rPr>
+          <w:sz w:val="24"/>
+          <w:szCs w:val="24"/>
+        </w:rPr>
+        <w:t xml:space="preserve">військової частини {В/Ч}</w:t>
+      </w:r>
+    </w:p>
+    <w:p>
+      <w:pPr>
+        <w:jc w:val="right"/>
+        <w:spacing w:after="0" w:before="0"/>
+      </w:pPr>
+      <w:r>
+        <w:rPr>
+          <w:sz w:val="24"/>
+          <w:szCs w:val="24"/>
+        </w:rPr>
+        <w:t xml:space="preserve">{ЗВАННЯ}        {Ім'я ПРІЗВИЩЕ}</w:t>
+      </w:r>
+    </w:p>
+    <w:p>
+      <w:pPr>
         <w:jc w:val="left"/>
         <w:spacing w:after="0" w:before="0"/>
       </w:pPr>
@@ -173,24 +212,6 @@
           <w:szCs w:val="24"/>
         </w:rPr>
         <w:t xml:space="preserve">{ДАТА}</w:t>
-      </w:r>
-    </w:p>
-    <w:p>
-      <w:pPr>
-        <w:spacing w:after="120"/>
-      </w:pPr>
-    </w:p>
-    <w:p>
-      <w:pPr>
-        <w:jc w:val="right"/>
-        <w:spacing w:after="0" w:before="0"/>
-      </w:pPr>
-      <w:r>
-        <w:rPr>
-          <w:sz w:val="24"/>
-          <w:szCs w:val="24"/>
-        </w:rPr>
-        <w:t xml:space="preserve">{ЗВАННЯ} ________________ {ПІБ}</w:t>
       </w:r>
     </w:p>
     <w:p>

--- a/client/public/templates/docx/raport-zvilnennya.docx
+++ b/client/public/templates/docx/raport-zvilnennya.docx
@@ -115,7 +115,7 @@
           <w:sz w:val="24"/>
           <w:szCs w:val="24"/>
         </w:rPr>
-        <w:t xml:space="preserve">Прошу звільнити мене з військової служби у зв'язку з {ПІДСТАВА_ЗВІЛЬНЕННЯ}.</w:t>
+        <w:t xml:space="preserve">Прошу Вас звільнити мене, {ЗВАННЯ} {ПІБ}, {ПОСАДА} військової частини {В/Ч}, з військової служби згідно з {ПІДСТАВА_ЗВІЛЬНЕННЯ} (наприклад: пп. «г» пункту 2 частини 4 статті 26 Закону України «Про військовий обов'язок і військову службу»).</w:t>
       </w:r>
     </w:p>
     <w:p>
@@ -159,6 +159,161 @@
     </w:p>
     <w:p>
       <w:pPr>
+        <w:spacing w:after="120"/>
+      </w:pPr>
+    </w:p>
+    <w:p>
+      <w:pPr>
+        <w:jc w:val="left"/>
+        <w:spacing w:after="120" w:before="0"/>
+      </w:pPr>
+      <w:r>
+        <w:rPr>
+          <w:sz w:val="24"/>
+          <w:szCs w:val="24"/>
+        </w:rPr>
+        <w:t xml:space="preserve">Облікові документи прошу направити до {НАЗВА_ТЦК} міста {МІСТО}.</w:t>
+      </w:r>
+    </w:p>
+    <w:p>
+      <w:pPr>
+        <w:spacing w:after="120"/>
+      </w:pPr>
+    </w:p>
+    <w:p>
+      <w:pPr>
+        <w:jc w:val="left"/>
+        <w:spacing w:after="60" w:before="0"/>
+      </w:pPr>
+      <w:r>
+        <w:rPr>
+          <w:sz w:val="24"/>
+          <w:szCs w:val="24"/>
+          <w:b/>
+          <w:bCs/>
+        </w:rPr>
+        <w:t xml:space="preserve">Додатки:</w:t>
+      </w:r>
+    </w:p>
+    <w:p>
+      <w:pPr>
+        <w:jc w:val="left"/>
+        <w:spacing w:after="40" w:before="0"/>
+      </w:pPr>
+      <w:r>
+        <w:rPr>
+          <w:sz w:val="24"/>
+          <w:szCs w:val="24"/>
+        </w:rPr>
+        <w:t xml:space="preserve">1. Копія паспорта громадянина України</w:t>
+      </w:r>
+    </w:p>
+    <w:p>
+      <w:pPr>
+        <w:jc w:val="left"/>
+        <w:spacing w:after="40" w:before="0"/>
+      </w:pPr>
+      <w:r>
+        <w:rPr>
+          <w:sz w:val="24"/>
+          <w:szCs w:val="24"/>
+        </w:rPr>
+        <w:t xml:space="preserve">2. Копія довідки про присвоєння реєстраційного номера облікової картки платника податків (ІПН)</w:t>
+      </w:r>
+    </w:p>
+    <w:p>
+      <w:pPr>
+        <w:jc w:val="left"/>
+        <w:spacing w:after="40" w:before="0"/>
+      </w:pPr>
+      <w:r>
+        <w:rPr>
+          <w:sz w:val="24"/>
+          <w:szCs w:val="24"/>
+        </w:rPr>
+        <w:t xml:space="preserve">3. Копія військового квитка</w:t>
+      </w:r>
+    </w:p>
+    <w:p>
+      <w:pPr>
+        <w:jc w:val="left"/>
+        <w:spacing w:after="40" w:before="0"/>
+      </w:pPr>
+      <w:r>
+        <w:rPr>
+          <w:sz w:val="24"/>
+          <w:szCs w:val="24"/>
+        </w:rPr>
+        <w:t xml:space="preserve">4. Копія контракту про проходження військової служби</w:t>
+      </w:r>
+    </w:p>
+    <w:p>
+      <w:pPr>
+        <w:jc w:val="left"/>
+        <w:spacing w:after="40" w:before="0"/>
+      </w:pPr>
+      <w:r>
+        <w:rPr>
+          <w:sz w:val="24"/>
+          <w:szCs w:val="24"/>
+        </w:rPr>
+        <w:t xml:space="preserve">5. Витяг з наказу про зарахування на посаду</w:t>
+      </w:r>
+    </w:p>
+    <w:p>
+      <w:pPr>
+        <w:jc w:val="left"/>
+        <w:spacing w:after="40" w:before="0"/>
+      </w:pPr>
+      <w:r>
+        <w:rPr>
+          <w:sz w:val="24"/>
+          <w:szCs w:val="24"/>
+        </w:rPr>
+        <w:t xml:space="preserve">6. Копія посвідчення учасника бойових дій (за наявності)</w:t>
+      </w:r>
+    </w:p>
+    <w:p>
+      <w:pPr>
+        <w:jc w:val="left"/>
+        <w:spacing w:after="40" w:before="0"/>
+      </w:pPr>
+      <w:r>
+        <w:rPr>
+          <w:sz w:val="24"/>
+          <w:szCs w:val="24"/>
+        </w:rPr>
+        <w:t xml:space="preserve">7. Висновок (постанова) ВЛК (за наявності)</w:t>
+      </w:r>
+    </w:p>
+    <w:p>
+      <w:pPr>
+        <w:jc w:val="left"/>
+        <w:spacing w:after="40" w:before="0"/>
+      </w:pPr>
+      <w:r>
+        <w:rPr>
+          <w:sz w:val="24"/>
+          <w:szCs w:val="24"/>
+        </w:rPr>
+        <w:t xml:space="preserve">8. Копія свідоцтва про хворобу (за наявності)</w:t>
+      </w:r>
+    </w:p>
+    <w:p>
+      <w:pPr>
+        <w:jc w:val="left"/>
+        <w:spacing w:after="40" w:before="0"/>
+      </w:pPr>
+      <w:r>
+        <w:rPr>
+          <w:sz w:val="24"/>
+          <w:szCs w:val="24"/>
+        </w:rPr>
+        <w:t xml:space="preserve">9. Довідка про проходження військової служби</w:t>
+      </w:r>
+    </w:p>
+    <w:p>
+      <w:pPr>
         <w:spacing w:after="240"/>
       </w:pPr>
     </w:p>
@@ -212,6 +367,163 @@
           <w:szCs w:val="24"/>
         </w:rPr>
         <w:t xml:space="preserve">{ДАТА}</w:t>
+      </w:r>
+    </w:p>
+    <w:p>
+      <w:pPr>
+        <w:spacing w:after="400"/>
+      </w:pPr>
+    </w:p>
+    <w:p>
+      <w:pPr>
+        <w:jc w:val="left"/>
+        <w:spacing w:after="120" w:before="0"/>
+      </w:pPr>
+      <w:r>
+        <w:rPr>
+          <w:sz w:val="24"/>
+          <w:szCs w:val="24"/>
+          <w:b/>
+          <w:bCs/>
+        </w:rPr>
+        <w:t xml:space="preserve">Командиру військової частини {В/Ч}</w:t>
+      </w:r>
+    </w:p>
+    <w:p>
+      <w:pPr>
+        <w:jc w:val="left"/>
+        <w:spacing w:after="200" w:before="0"/>
+      </w:pPr>
+      <w:r>
+        <w:rPr>
+          <w:sz w:val="24"/>
+          <w:szCs w:val="24"/>
+        </w:rPr>
+        <w:t xml:space="preserve">Клопочу по суті рапорту {ЗВАННЯ} {ПІБ}.</w:t>
+      </w:r>
+    </w:p>
+    <w:p>
+      <w:pPr>
+        <w:jc w:val="right"/>
+        <w:spacing w:after="0" w:before="0"/>
+      </w:pPr>
+      <w:r>
+        <w:rPr>
+          <w:sz w:val="24"/>
+          <w:szCs w:val="24"/>
+        </w:rPr>
+        <w:t xml:space="preserve">{ПОСАДА_БЕЗПОСЕРЕДНЬОГО_КОМАНДИРА}</w:t>
+      </w:r>
+    </w:p>
+    <w:p>
+      <w:pPr>
+        <w:jc w:val="right"/>
+        <w:spacing w:after="0" w:before="0"/>
+      </w:pPr>
+      <w:r>
+        <w:rPr>
+          <w:sz w:val="24"/>
+          <w:szCs w:val="24"/>
+        </w:rPr>
+        <w:t xml:space="preserve">військової частини {В/Ч}</w:t>
+      </w:r>
+    </w:p>
+    <w:p>
+      <w:pPr>
+        <w:jc w:val="right"/>
+        <w:spacing w:after="0" w:before="0"/>
+      </w:pPr>
+      <w:r>
+        <w:rPr>
+          <w:sz w:val="24"/>
+          <w:szCs w:val="24"/>
+        </w:rPr>
+        <w:t xml:space="preserve">{ЗВАННЯ_БЕЗПОСЕРЕДНЬОГО_КОМАНДИРА}        {Ім'я ПРІЗВИЩЕ_БЕЗПОСЕРЕДНЬОГО_КОМАНДИРА}</w:t>
+      </w:r>
+    </w:p>
+    <w:p>
+      <w:pPr>
+        <w:jc w:val="left"/>
+        <w:spacing w:after="0" w:before="0"/>
+      </w:pPr>
+      <w:r>
+        <w:rPr>
+          <w:sz w:val="24"/>
+          <w:szCs w:val="24"/>
+        </w:rPr>
+        <w:t xml:space="preserve">___.___.20__</w:t>
+      </w:r>
+    </w:p>
+    <w:p>
+      <w:pPr>
+        <w:spacing w:after="400"/>
+      </w:pPr>
+    </w:p>
+    <w:p>
+      <w:pPr>
+        <w:jc w:val="left"/>
+        <w:spacing w:after="120" w:before="0"/>
+      </w:pPr>
+      <w:r>
+        <w:rPr>
+          <w:sz w:val="24"/>
+          <w:szCs w:val="24"/>
+          <w:b/>
+          <w:bCs/>
+        </w:rPr>
+        <w:t xml:space="preserve">Командиру військової частини {В/Ч_БРИГАДИ}</w:t>
+      </w:r>
+    </w:p>
+    <w:p>
+      <w:pPr>
+        <w:jc w:val="left"/>
+        <w:spacing w:after="200" w:before="0"/>
+      </w:pPr>
+      <w:r>
+        <w:rPr>
+          <w:sz w:val="24"/>
+          <w:szCs w:val="24"/>
+        </w:rPr>
+        <w:t xml:space="preserve">Клопочу по суті рапорту {ЗВАННЯ} {ПІБ}.</w:t>
+      </w:r>
+    </w:p>
+    <w:p>
+      <w:pPr>
+        <w:jc w:val="right"/>
+        <w:spacing w:after="0" w:before="0"/>
+      </w:pPr>
+      <w:r>
+        <w:rPr>
+          <w:sz w:val="24"/>
+          <w:szCs w:val="24"/>
+        </w:rPr>
+        <w:t xml:space="preserve">Командир військової частини {В/Ч}</w:t>
+      </w:r>
+    </w:p>
+    <w:p>
+      <w:pPr>
+        <w:jc w:val="right"/>
+        <w:spacing w:after="0" w:before="0"/>
+      </w:pPr>
+      <w:r>
+        <w:rPr>
+          <w:sz w:val="24"/>
+          <w:szCs w:val="24"/>
+        </w:rPr>
+        <w:t xml:space="preserve">{ЗВАННЯ_КОМАНДИРА}        {Ім'я ПРІЗВИЩЕ_КОМАНДИРА}</w:t>
+      </w:r>
+    </w:p>
+    <w:p>
+      <w:pPr>
+        <w:jc w:val="left"/>
+        <w:spacing w:after="0" w:before="0"/>
+      </w:pPr>
+      <w:r>
+        <w:rPr>
+          <w:sz w:val="24"/>
+          <w:szCs w:val="24"/>
+        </w:rPr>
+        <w:t xml:space="preserve">___.___.20__</w:t>
       </w:r>
     </w:p>
     <w:p>

--- a/client/public/templates/docx/raport-zvilnennya.docx
+++ b/client/public/templates/docx/raport-zvilnennya.docx
@@ -842,6 +842,398 @@
           <w:szCs w:val="22"/>
         </w:rPr>
         <w:t xml:space="preserve">Якщо підставою є стан здоров'я — так, ВЛК необхідна. Для інших підстав ВЛК не є обов'язковою передумовою подачі рапорту.</w:t>
+      </w:r>
+    </w:p>
+    <w:p>
+      <w:pPr>
+        <w:jc w:val="center"/>
+        <w:spacing w:after="300" w:before="0"/>
+        <w:pageBreakBefore/>
+      </w:pPr>
+      <w:r>
+        <w:rPr>
+          <w:sz w:val="26"/>
+          <w:szCs w:val="26"/>
+          <w:b/>
+          <w:bCs/>
+          <w:color w:val="808080"/>
+        </w:rPr>
+        <w:t xml:space="preserve">ПРИКЛАД ЗАПОВНЕННЯ (вигадані дані — не подавати!)</w:t>
+      </w:r>
+    </w:p>
+    <w:p>
+      <w:pPr>
+        <w:jc w:val="right"/>
+        <w:spacing w:after="0" w:before="0"/>
+      </w:pPr>
+      <w:r>
+        <w:rPr>
+          <w:sz w:val="24"/>
+          <w:szCs w:val="24"/>
+        </w:rPr>
+        <w:t xml:space="preserve">Командир військової частини А3456</w:t>
+      </w:r>
+    </w:p>
+    <w:p>
+      <w:pPr>
+        <w:jc w:val="right"/>
+        <w:spacing w:after="0" w:before="0"/>
+      </w:pPr>
+      <w:r>
+        <w:rPr>
+          <w:sz w:val="24"/>
+          <w:szCs w:val="24"/>
+        </w:rPr>
+        <w:t xml:space="preserve">полковник</w:t>
+      </w:r>
+    </w:p>
+    <w:p>
+      <w:pPr>
+        <w:jc w:val="right"/>
+        <w:spacing w:after="0" w:before="0"/>
+      </w:pPr>
+      <w:r>
+        <w:rPr>
+          <w:sz w:val="24"/>
+          <w:szCs w:val="24"/>
+        </w:rPr>
+        <w:t xml:space="preserve">БОНДАРЕНКО Олег Вікторович</w:t>
+      </w:r>
+    </w:p>
+    <w:p>
+      <w:pPr>
+        <w:spacing w:after="120"/>
+      </w:pPr>
+    </w:p>
+    <w:p>
+      <w:pPr>
+        <w:jc w:val="right"/>
+        <w:spacing w:after="0" w:before="0"/>
+      </w:pPr>
+      <w:r>
+        <w:rPr>
+          <w:sz w:val="24"/>
+          <w:szCs w:val="24"/>
+        </w:rPr>
+        <w:t xml:space="preserve">навідник 2 механізованого відділення</w:t>
+      </w:r>
+    </w:p>
+    <w:p>
+      <w:pPr>
+        <w:jc w:val="right"/>
+        <w:spacing w:after="0" w:before="0"/>
+      </w:pPr>
+      <w:r>
+        <w:rPr>
+          <w:sz w:val="24"/>
+          <w:szCs w:val="24"/>
+        </w:rPr>
+        <w:t xml:space="preserve">старший солдат ЛИТВИНЕНКО Дмитро Олексійович</w:t>
+      </w:r>
+    </w:p>
+    <w:p>
+      <w:pPr>
+        <w:jc w:val="right"/>
+        <w:spacing w:after="0" w:before="0"/>
+      </w:pPr>
+      <w:r>
+        <w:rPr>
+          <w:sz w:val="24"/>
+          <w:szCs w:val="24"/>
+        </w:rPr>
+        <w:t xml:space="preserve">3 механізована рота, в/ч А3456</w:t>
+      </w:r>
+    </w:p>
+    <w:p>
+      <w:pPr>
+        <w:spacing w:after="240"/>
+      </w:pPr>
+    </w:p>
+    <w:p>
+      <w:pPr>
+        <w:jc w:val="center"/>
+        <w:spacing w:after="200" w:before="0"/>
+      </w:pPr>
+      <w:r>
+        <w:rPr>
+          <w:sz w:val="28"/>
+          <w:szCs w:val="28"/>
+          <w:b/>
+          <w:bCs/>
+        </w:rPr>
+        <w:t xml:space="preserve">РАПОРТ</w:t>
+      </w:r>
+    </w:p>
+    <w:p>
+      <w:pPr>
+        <w:jc w:val="left"/>
+        <w:spacing w:after="120" w:before="0"/>
+      </w:pPr>
+      <w:r>
+        <w:rPr>
+          <w:sz w:val="24"/>
+          <w:szCs w:val="24"/>
+        </w:rPr>
+        <w:t xml:space="preserve">Прошу Вас звільнити мене, старшого солдата ЛИТВИНЕНКА Дмитра Олексійовича, навідника 2 механізованого відділення 3 механізованої роти військової частини А3456, з військової служби згідно з підпунктом «г» пункту 2 частини 4 статті 26 Закону України «Про військовий обов'язок і військову службу» (у зв'язку з набуттям членом сім'ї інвалідності II групи).</w:t>
+      </w:r>
+    </w:p>
+    <w:p>
+      <w:pPr>
+        <w:jc w:val="left"/>
+        <w:spacing w:after="120" w:before="0"/>
+      </w:pPr>
+      <w:r>
+        <w:rPr>
+          <w:sz w:val="24"/>
+          <w:szCs w:val="24"/>
+        </w:rPr>
+        <w:t xml:space="preserve">Відповідно до статті 26 Закону України «Про військовий обов'язок і військову службу», військовослужбовці звільняються з військової служби у запас або у відставку за підставами, визначеними цим Законом.</w:t>
+      </w:r>
+    </w:p>
+    <w:p>
+      <w:pPr>
+        <w:jc w:val="left"/>
+        <w:spacing w:after="120" w:before="0"/>
+      </w:pPr>
+      <w:r>
+        <w:rPr>
+          <w:sz w:val="24"/>
+          <w:szCs w:val="24"/>
+        </w:rPr>
+        <w:t xml:space="preserve">Моя дружина, ЛИТВИНЕНКО Олена Василівна, 15.01.2026 отримала інвалідність II групи (довідка МСЕК серія ФМ №234567 від 15.01.2026) та потребує постійного стороннього догляду.</w:t>
+      </w:r>
+    </w:p>
+    <w:p>
+      <w:pPr>
+        <w:jc w:val="left"/>
+        <w:spacing w:after="120" w:before="0"/>
+      </w:pPr>
+      <w:r>
+        <w:rPr>
+          <w:sz w:val="24"/>
+          <w:szCs w:val="24"/>
+        </w:rPr>
+        <w:t xml:space="preserve">Згідно з пунктами 60-68 Положення про проходження громадянами України військової служби у Збройних Силах України, порядок звільнення з військової служби визначається відповідно до підстав звільнення.</w:t>
+      </w:r>
+    </w:p>
+    <w:p>
+      <w:pPr>
+        <w:jc w:val="left"/>
+        <w:spacing w:after="120" w:before="0"/>
+      </w:pPr>
+      <w:r>
+        <w:rPr>
+          <w:sz w:val="24"/>
+          <w:szCs w:val="24"/>
+        </w:rPr>
+        <w:t xml:space="preserve">Прошу організувати проведення необхідних процедур для звільнення та повідомити мене про прийняте рішення у встановлений законодавством строк.</w:t>
+      </w:r>
+    </w:p>
+    <w:p>
+      <w:pPr>
+        <w:jc w:val="left"/>
+        <w:spacing w:after="120" w:before="0"/>
+      </w:pPr>
+      <w:r>
+        <w:rPr>
+          <w:sz w:val="24"/>
+          <w:szCs w:val="24"/>
+        </w:rPr>
+        <w:t xml:space="preserve">Облікові документи прошу направити до Деснянського РТЦК та СП міста Київ.</w:t>
+      </w:r>
+    </w:p>
+    <w:p>
+      <w:pPr>
+        <w:spacing w:after="120"/>
+      </w:pPr>
+    </w:p>
+    <w:p>
+      <w:pPr>
+        <w:jc w:val="left"/>
+        <w:spacing w:after="60" w:before="0"/>
+      </w:pPr>
+      <w:r>
+        <w:rPr>
+          <w:sz w:val="24"/>
+          <w:szCs w:val="24"/>
+          <w:b/>
+          <w:bCs/>
+        </w:rPr>
+        <w:t xml:space="preserve">Додатки:</w:t>
+      </w:r>
+    </w:p>
+    <w:p>
+      <w:pPr>
+        <w:jc w:val="left"/>
+        <w:spacing w:after="40" w:before="0"/>
+      </w:pPr>
+      <w:r>
+        <w:rPr>
+          <w:sz w:val="24"/>
+          <w:szCs w:val="24"/>
+        </w:rPr>
+        <w:t xml:space="preserve">1. Копія паспорта громадянина України</w:t>
+      </w:r>
+    </w:p>
+    <w:p>
+      <w:pPr>
+        <w:jc w:val="left"/>
+        <w:spacing w:after="40" w:before="0"/>
+      </w:pPr>
+      <w:r>
+        <w:rPr>
+          <w:sz w:val="24"/>
+          <w:szCs w:val="24"/>
+        </w:rPr>
+        <w:t xml:space="preserve">2. Копія довідки про присвоєння ІПН (реєстраційний номер 1234567890)</w:t>
+      </w:r>
+    </w:p>
+    <w:p>
+      <w:pPr>
+        <w:jc w:val="left"/>
+        <w:spacing w:after="40" w:before="0"/>
+      </w:pPr>
+      <w:r>
+        <w:rPr>
+          <w:sz w:val="24"/>
+          <w:szCs w:val="24"/>
+        </w:rPr>
+        <w:t xml:space="preserve">3. Копія військового квитка серія ВА №456789</w:t>
+      </w:r>
+    </w:p>
+    <w:p>
+      <w:pPr>
+        <w:jc w:val="left"/>
+        <w:spacing w:after="40" w:before="0"/>
+      </w:pPr>
+      <w:r>
+        <w:rPr>
+          <w:sz w:val="24"/>
+          <w:szCs w:val="24"/>
+        </w:rPr>
+        <w:t xml:space="preserve">4. Копія контракту про проходження військової служби від 10.05.2023</w:t>
+      </w:r>
+    </w:p>
+    <w:p>
+      <w:pPr>
+        <w:jc w:val="left"/>
+        <w:spacing w:after="40" w:before="0"/>
+      </w:pPr>
+      <w:r>
+        <w:rPr>
+          <w:sz w:val="24"/>
+          <w:szCs w:val="24"/>
+        </w:rPr>
+        <w:t xml:space="preserve">5. Витяг з наказу про зарахування на посаду №089 від 15.05.2023</w:t>
+      </w:r>
+    </w:p>
+    <w:p>
+      <w:pPr>
+        <w:jc w:val="left"/>
+        <w:spacing w:after="40" w:before="0"/>
+      </w:pPr>
+      <w:r>
+        <w:rPr>
+          <w:sz w:val="24"/>
+          <w:szCs w:val="24"/>
+        </w:rPr>
+        <w:t xml:space="preserve">6. Копія посвідчення УБД серія БД №067890 від 01.11.2025</w:t>
+      </w:r>
+    </w:p>
+    <w:p>
+      <w:pPr>
+        <w:jc w:val="left"/>
+        <w:spacing w:after="40" w:before="0"/>
+      </w:pPr>
+      <w:r>
+        <w:rPr>
+          <w:sz w:val="24"/>
+          <w:szCs w:val="24"/>
+        </w:rPr>
+        <w:t xml:space="preserve">7. Копія довідки МСЕК серія ФМ №234567 від 15.01.2026 (інвалідність II гр. дружини)</w:t>
+      </w:r>
+    </w:p>
+    <w:p>
+      <w:pPr>
+        <w:jc w:val="left"/>
+        <w:spacing w:after="40" w:before="0"/>
+      </w:pPr>
+      <w:r>
+        <w:rPr>
+          <w:sz w:val="24"/>
+          <w:szCs w:val="24"/>
+        </w:rPr>
+        <w:t xml:space="preserve">8. Копія свідоцтва про шлюб серія І-КВ №345678</w:t>
+      </w:r>
+    </w:p>
+    <w:p>
+      <w:pPr>
+        <w:jc w:val="left"/>
+        <w:spacing w:after="40" w:before="0"/>
+      </w:pPr>
+      <w:r>
+        <w:rPr>
+          <w:sz w:val="24"/>
+          <w:szCs w:val="24"/>
+        </w:rPr>
+        <w:t xml:space="preserve">9. Довідка про проходження військової служби</w:t>
+      </w:r>
+    </w:p>
+    <w:p>
+      <w:pPr>
+        <w:spacing w:after="240"/>
+      </w:pPr>
+    </w:p>
+    <w:p>
+      <w:pPr>
+        <w:jc w:val="right"/>
+        <w:spacing w:after="0" w:before="0"/>
+      </w:pPr>
+      <w:r>
+        <w:rPr>
+          <w:sz w:val="24"/>
+          <w:szCs w:val="24"/>
+        </w:rPr>
+        <w:t xml:space="preserve">навідник 2 механізованого відділення</w:t>
+      </w:r>
+    </w:p>
+    <w:p>
+      <w:pPr>
+        <w:jc w:val="right"/>
+        <w:spacing w:after="0" w:before="0"/>
+      </w:pPr>
+      <w:r>
+        <w:rPr>
+          <w:sz w:val="24"/>
+          <w:szCs w:val="24"/>
+        </w:rPr>
+        <w:t xml:space="preserve">3 механізована рота, в/ч А3456</w:t>
+      </w:r>
+    </w:p>
+    <w:p>
+      <w:pPr>
+        <w:jc w:val="right"/>
+        <w:spacing w:after="0" w:before="0"/>
+      </w:pPr>
+      <w:r>
+        <w:rPr>
+          <w:sz w:val="24"/>
+          <w:szCs w:val="24"/>
+        </w:rPr>
+        <w:t xml:space="preserve">старший солдат        ЛИТВИНЕНКО Дмитро Олексійович</w:t>
+      </w:r>
+    </w:p>
+    <w:p>
+      <w:pPr>
+        <w:jc w:val="left"/>
+        <w:spacing w:after="0" w:before="0"/>
+      </w:pPr>
+      <w:r>
+        <w:rPr>
+          <w:sz w:val="24"/>
+          <w:szCs w:val="24"/>
+        </w:rPr>
+        <w:t xml:space="preserve">01 квітня 2026 р.</w:t>
       </w:r>
     </w:p>
     <w:sectPr>
